--- a/PlanitBER_Pack_Contents.docx
+++ b/PlanitBER_Pack_Contents.docx
@@ -63,6 +63,118 @@
           <w:i/>
         </w:rPr>
         <w:t>Turley Energy Consultants · PlanitBER V1</w:t>
+      </w:r>
+    </w:p>
+    <w:p>
+      <w:pPr>
+        <w:spacing w:before="280" w:after="80"/>
+      </w:pPr>
+      <w:r>
+        <w:rPr>
+          <w:b/>
+          <w:color w:val="B07D1A"/>
+          <w:sz w:val="30"/>
+        </w:rPr>
+        <w:t>How this pack is organised</w:t>
+      </w:r>
+    </w:p>
+    <w:p>
+      <w:pPr>
+        <w:spacing w:before="0" w:after="120"/>
+      </w:pPr>
+      <w:r>
+        <w:rPr>
+          <w:b w:val="0"/>
+        </w:rPr>
+        <w:t>Four folders. Start with this document, then the value proposition; the cost plans and the pricing schedules are the same two houses seen from the two sides.</w:t>
+      </w:r>
+    </w:p>
+    <w:p>
+      <w:pPr>
+        <w:spacing w:before="0" w:after="60"/>
+      </w:pPr>
+      <w:r>
+        <w:rPr>
+          <w:b/>
+          <w:color w:val="1E293B"/>
+        </w:rPr>
+        <w:t>1_Value_Proposition</w:t>
+      </w:r>
+      <w:r>
+        <w:rPr>
+          <w:b w:val="0"/>
+        </w:rPr>
+        <w:t xml:space="preserve">  —  what it is, the pilot, and what it can become.</w:t>
+      </w:r>
+    </w:p>
+    <w:p>
+      <w:pPr>
+        <w:spacing w:before="0" w:after="60"/>
+      </w:pPr>
+      <w:r>
+        <w:rPr>
+          <w:b/>
+          <w:color w:val="1E293B"/>
+        </w:rPr>
+        <w:t>2_Cost_Plans</w:t>
+      </w:r>
+      <w:r>
+        <w:rPr>
+          <w:b w:val="0"/>
+        </w:rPr>
+        <w:t xml:space="preserve">  —  six plans: two houses priced under each of the three SEAI grant routes. Page 1 is the homeowner summary; the pages behind it are the methodology and the itemised appendix.</w:t>
+      </w:r>
+    </w:p>
+    <w:p>
+      <w:pPr>
+        <w:spacing w:before="0" w:after="60"/>
+      </w:pPr>
+      <w:r>
+        <w:rPr>
+          <w:b/>
+          <w:color w:val="1E293B"/>
+        </w:rPr>
+        <w:t>3_Contractor_Schedules</w:t>
+      </w:r>
+      <w:r>
+        <w:rPr>
+          <w:b w:val="0"/>
+        </w:rPr>
+        <w:t xml:space="preserve">  —  one per house. The same measures and measured quantities as the Cost Plan with every figure removed, so each contractor prices the identical scope without seeing the estimate. It does not vary by grant route.</w:t>
+      </w:r>
+    </w:p>
+    <w:p>
+      <w:pPr>
+        <w:pStyle w:val="ListBullet"/>
+      </w:pPr>
+      <w:r>
+        <w:t>03_Westport_Mayo_ContractorPricingSchedule.pdf</w:t>
+      </w:r>
+    </w:p>
+    <w:p>
+      <w:pPr>
+        <w:pStyle w:val="ListBullet"/>
+      </w:pPr>
+      <w:r>
+        <w:t>04_Dublin7_ContractorPricingSchedule.pdf</w:t>
+      </w:r>
+    </w:p>
+    <w:p>
+      <w:pPr>
+        <w:spacing w:before="0" w:after="60"/>
+      </w:pPr>
+      <w:r>
+        <w:rPr>
+          <w:b/>
+          <w:color w:val="1E293B"/>
+        </w:rPr>
+        <w:t>4_The_Engine</w:t>
+      </w:r>
+      <w:r>
+        <w:rPr>
+          <w:b w:val="0"/>
+        </w:rPr>
+        <w:t xml:space="preserve">  —  twelve screenshots, in the order an assessor works: project, measurements, measures, the plan, then the rate settings behind it.</w:t>
       </w:r>
     </w:p>
     <w:p>
